--- a/guide.docx
+++ b/guide.docx
@@ -6,44 +6,64 @@
     <w:p>
       <w:pPr>
         <w:pStyle w:val="NormalWeb"/>
-      </w:pPr>
-      <w:proofErr w:type="gramStart"/>
-      <w:r>
-        <w:t>my</w:t>
-      </w:r>
-      <w:proofErr w:type="gramEnd"/>
-      <w:r>
-        <w:t xml:space="preserve"> requirement is convert html </w:t>
-      </w:r>
-      <w:proofErr w:type="spellStart"/>
-      <w:r>
-        <w:t>css</w:t>
-      </w:r>
-      <w:proofErr w:type="spellEnd"/>
-      <w:r>
-        <w:t xml:space="preserve"> template into react </w:t>
-      </w:r>
-      <w:proofErr w:type="spellStart"/>
-      <w:r>
-        <w:t>vite</w:t>
-      </w:r>
-      <w:proofErr w:type="spellEnd"/>
-      <w:r>
-        <w:t xml:space="preserve"> template then integration. </w:t>
-      </w:r>
-      <w:proofErr w:type="gramStart"/>
-      <w:r>
-        <w:t>how</w:t>
-      </w:r>
-      <w:proofErr w:type="gramEnd"/>
-      <w:r>
-        <w:t xml:space="preserve"> to do</w:t>
-      </w:r>
-    </w:p>
-    <w:p>
-      <w:pPr>
-        <w:pStyle w:val="NormalWeb"/>
-      </w:pPr>
+        <w:rPr>
+          <w:b/>
+          <w:sz w:val="32"/>
+          <w:szCs w:val="32"/>
+        </w:rPr>
+      </w:pPr>
+      <w:r>
+        <w:rPr>
+          <w:b/>
+          <w:sz w:val="32"/>
+          <w:szCs w:val="32"/>
+        </w:rPr>
+        <w:t>Convert</w:t>
+      </w:r>
+      <w:r>
+        <w:rPr>
+          <w:b/>
+          <w:sz w:val="32"/>
+          <w:szCs w:val="32"/>
+        </w:rPr>
+        <w:t xml:space="preserve"> an HTML/CSS template into a React </w:t>
+      </w:r>
+      <w:proofErr w:type="spellStart"/>
+      <w:r>
+        <w:rPr>
+          <w:b/>
+          <w:sz w:val="32"/>
+          <w:szCs w:val="32"/>
+        </w:rPr>
+        <w:t>Vite</w:t>
+      </w:r>
+      <w:proofErr w:type="spellEnd"/>
+      <w:r>
+        <w:rPr>
+          <w:b/>
+          <w:sz w:val="32"/>
+          <w:szCs w:val="32"/>
+        </w:rPr>
+        <w:t xml:space="preserve"> template and then integrate it</w:t>
+      </w:r>
+      <w:r>
+        <w:rPr>
+          <w:b/>
+          <w:sz w:val="32"/>
+          <w:szCs w:val="32"/>
+        </w:rPr>
+        <w:t xml:space="preserve"> with backend</w:t>
+      </w:r>
+      <w:r>
+        <w:rPr>
+          <w:b/>
+          <w:sz w:val="32"/>
+          <w:szCs w:val="32"/>
+        </w:rPr>
+        <w:t>. How do I do this?</w:t>
+      </w:r>
+      <w:bookmarkStart w:id="0" w:name="_GoBack"/>
+      <w:bookmarkEnd w:id="0"/>
     </w:p>
     <w:p>
       <w:pPr>
@@ -69,6 +89,9 @@
               <w:pStyle w:val="NormalWeb"/>
             </w:pPr>
             <w:r>
+              <w:rPr>
+                <w:noProof/>
+              </w:rPr>
               <w:drawing>
                 <wp:inline distT="0" distB="0" distL="0" distR="0" wp14:anchorId="1A82446C" wp14:editId="12879058">
                   <wp:extent cx="5943600" cy="4549140"/>
@@ -114,10 +137,7 @@
         <w:pStyle w:val="NormalWeb"/>
       </w:pPr>
     </w:p>
-    <w:p>
-      <w:bookmarkStart w:id="0" w:name="_GoBack"/>
-      <w:bookmarkEnd w:id="0"/>
-    </w:p>
+    <w:p/>
     <w:p/>
     <w:p/>
     <w:p>
